--- a/Test_data/dich_vu_sua_chua!!/v2_dich_vu_sua_chua.docx
+++ b/Test_data/dich_vu_sua_chua!!/v2_dich_vu_sua_chua.docx
@@ -108,7 +108,7 @@
           </mc:Choice>
           <mc:Fallback>
             <w:pict>
-              <v:line w14:anchorId="608022EA" id="Straight Connector 1" o:spid="_x0000_s1026" style="position:absolute;z-index:251659264;visibility:visible;mso-wrap-style:square;mso-width-percent:0;mso-height-percent:0;mso-wrap-distance-left:9pt;mso-wrap-distance-top:0;mso-wrap-distance-right:9pt;mso-wrap-distance-bottom:0;mso-position-horizontal:absolute;mso-position-horizontal-relative:text;mso-position-vertical:absolute;mso-position-vertical-relative:text;mso-width-percent:0;mso-height-percent:0;mso-width-relative:margin;mso-height-relative:margin" from="202.7pt,16.55pt" to="270.1pt,16.55pt" o:gfxdata="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" strokecolor="black [3200]" strokeweight=".5pt">
+              <v:line w14:anchorId="6A6B38B9" id="Straight Connector 1" o:spid="_x0000_s1026" style="position:absolute;z-index:251659264;visibility:visible;mso-wrap-style:square;mso-width-percent:0;mso-height-percent:0;mso-wrap-distance-left:9pt;mso-wrap-distance-top:0;mso-wrap-distance-right:9pt;mso-wrap-distance-bottom:0;mso-position-horizontal:absolute;mso-position-horizontal-relative:text;mso-position-vertical:absolute;mso-position-vertical-relative:text;mso-width-percent:0;mso-height-percent:0;mso-width-relative:margin;mso-height-relative:margin" from="202.7pt,16.55pt" to="270.1pt,16.55pt" o:gfxdata="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" strokecolor="black [3200]" strokeweight=".5pt">
                 <v:stroke joinstyle="miter"/>
               </v:line>
             </w:pict>
@@ -6842,26 +6842,136 @@
           <w:sz w:val="26"/>
           <w:szCs w:val="26"/>
         </w:rPr>
-        <w:t>. THÔNG BÁO</w:t>
-      </w:r>
-    </w:p>
-    <w:p>
-      <w:pPr>
-        <w:shd w:val="clear" w:color="auto" w:fill="FFFFFF"/>
-        <w:spacing w:after="0" w:line="324" w:lineRule="auto"/>
-        <w:ind w:firstLine="709"/>
-        <w:jc w:val="both"/>
-        <w:rPr>
-          <w:rFonts w:ascii="Times New Roman" w:eastAsia="Times New Roman" w:hAnsi="Times New Roman" w:cs="Times New Roman"/>
-          <w:noProof/>
-          <w:sz w:val="26"/>
-          <w:szCs w:val="26"/>
-        </w:rPr>
-      </w:pPr>
-      <w:r>
-        <w:rPr>
-          <w:rFonts w:ascii="Times New Roman" w:eastAsia="Times New Roman" w:hAnsi="Times New Roman" w:cs="Times New Roman"/>
-          <w:b/>
+        <w:t>. GIẢI QUYẾT TRANH CHẤP</w:t>
+      </w:r>
+    </w:p>
+    <w:p>
+      <w:pPr>
+        <w:shd w:val="clear" w:color="auto" w:fill="FFFFFF"/>
+        <w:spacing w:after="0" w:line="324" w:lineRule="auto"/>
+        <w:ind w:firstLine="709"/>
+        <w:jc w:val="both"/>
+        <w:rPr>
+          <w:rFonts w:ascii="Times New Roman" w:eastAsia="Times New Roman" w:hAnsi="Times New Roman" w:cs="Times New Roman"/>
+          <w:color w:val="000000"/>
+          <w:sz w:val="26"/>
+          <w:szCs w:val="26"/>
+        </w:rPr>
+      </w:pPr>
+      <w:r>
+        <w:rPr>
+          <w:rFonts w:ascii="Times New Roman" w:eastAsia="Times New Roman" w:hAnsi="Times New Roman" w:cs="Times New Roman"/>
+          <w:color w:val="000000"/>
+          <w:sz w:val="26"/>
+          <w:szCs w:val="26"/>
+        </w:rPr>
+        <w:t>Mọi tranh chấp liên quan và/hoặc phát sinh từ Hợp Đồng này sẽ được bàn bạc giải quyết trên tinh thần thương lượng, hòa giải giữa Các Bên. Trong trường hợp không thể giải quyết thông qua thương lượng hòa giải, mỗi Bên có thể đưa tranh chấp ra để giải quyết tại Trung tâm Trọng tài Thương mại Miền Trung (MCAC) theo Quy tắc tố tụng trọng tài của Trung tâm này. Địa điểm tiến hành trọng tài tại thành phố Đà Nẵng. Ngôn ngữ dùng trong tố tụng trọng tài là tiếng Việt.</w:t>
+      </w:r>
+      <w:r>
+        <w:rPr>
+          <w:rFonts w:ascii="Times New Roman" w:eastAsia="Times New Roman" w:hAnsi="Times New Roman" w:cs="Times New Roman"/>
+          <w:color w:val="000000"/>
+          <w:sz w:val="26"/>
+          <w:szCs w:val="26"/>
+        </w:rPr>
+        <w:t xml:space="preserve"> </w:t>
+      </w:r>
+      <w:r>
+        <w:rPr>
+          <w:rFonts w:ascii="Times New Roman" w:eastAsia="Times New Roman" w:hAnsi="Times New Roman" w:cs="Times New Roman"/>
+          <w:color w:val="000000"/>
+          <w:sz w:val="26"/>
+          <w:szCs w:val="26"/>
+        </w:rPr>
+        <w:t> </w:t>
+      </w:r>
+    </w:p>
+    <w:p>
+      <w:pPr>
+        <w:shd w:val="clear" w:color="auto" w:fill="FFFFFF"/>
+        <w:spacing w:after="0" w:line="324" w:lineRule="auto"/>
+        <w:ind w:firstLine="709"/>
+        <w:jc w:val="both"/>
+        <w:rPr>
+          <w:rFonts w:ascii="Times New Roman" w:eastAsia="Times New Roman" w:hAnsi="Times New Roman" w:cs="Times New Roman"/>
+          <w:noProof/>
+          <w:sz w:val="26"/>
+          <w:szCs w:val="26"/>
+        </w:rPr>
+      </w:pPr>
+      <w:r>
+        <w:rPr>
+          <w:rFonts w:ascii="Times New Roman" w:eastAsia="Times New Roman" w:hAnsi="Times New Roman" w:cs="Times New Roman"/>
+          <w:noProof/>
+          <w:sz w:val="26"/>
+          <w:szCs w:val="26"/>
+        </w:rPr>
+        <w:t>Luật áp dụng cho hợp đồng này là… (chỉ áp dụng đối với tranh chấp có yếu tố nước ngoài và trong trường hợp các bên không thỏa thuận về luật áp dụng trong một điều khoản khác).</w:t>
+      </w:r>
+    </w:p>
+    <w:p>
+      <w:pPr>
+        <w:shd w:val="clear" w:color="auto" w:fill="FFFFFF"/>
+        <w:spacing w:after="0" w:line="324" w:lineRule="auto"/>
+        <w:ind w:firstLine="709"/>
+        <w:jc w:val="both"/>
+        <w:rPr>
+          <w:rFonts w:ascii="Times New Roman" w:eastAsia="Times New Roman" w:hAnsi="Times New Roman" w:cs="Times New Roman"/>
+          <w:b/>
+          <w:noProof/>
+          <w:sz w:val="26"/>
+          <w:szCs w:val="26"/>
+        </w:rPr>
+      </w:pPr>
+      <w:r>
+        <w:rPr>
+          <w:rFonts w:ascii="Times New Roman" w:eastAsia="Times New Roman" w:hAnsi="Times New Roman" w:cs="Times New Roman"/>
+          <w:b/>
+          <w:noProof/>
+          <w:sz w:val="26"/>
+          <w:szCs w:val="26"/>
+        </w:rPr>
+        <w:t>ĐIỀU 1</w:t>
+      </w:r>
+      <w:r>
+        <w:rPr>
+          <w:rFonts w:ascii="Times New Roman" w:eastAsia="Times New Roman" w:hAnsi="Times New Roman" w:cs="Times New Roman"/>
+          <w:b/>
+          <w:noProof/>
+          <w:sz w:val="26"/>
+          <w:szCs w:val="26"/>
+        </w:rPr>
+        <w:t>2</w:t>
+      </w:r>
+      <w:r>
+        <w:rPr>
+          <w:rFonts w:ascii="Times New Roman" w:eastAsia="Times New Roman" w:hAnsi="Times New Roman" w:cs="Times New Roman"/>
+          <w:b/>
+          <w:noProof/>
+          <w:sz w:val="26"/>
+          <w:szCs w:val="26"/>
+        </w:rPr>
+        <w:t>. ĐIỀU KHOẢN CHUNG</w:t>
+      </w:r>
+    </w:p>
+    <w:p>
+      <w:pPr>
+        <w:shd w:val="clear" w:color="auto" w:fill="FFFFFF"/>
+        <w:spacing w:after="0" w:line="324" w:lineRule="auto"/>
+        <w:ind w:firstLine="709"/>
+        <w:jc w:val="both"/>
+        <w:rPr>
+          <w:rFonts w:ascii="Times New Roman" w:eastAsia="Times New Roman" w:hAnsi="Times New Roman" w:cs="Times New Roman"/>
+          <w:bCs/>
+          <w:noProof/>
+          <w:sz w:val="26"/>
+          <w:szCs w:val="26"/>
+        </w:rPr>
+      </w:pPr>
+      <w:r>
+        <w:rPr>
+          <w:rFonts w:ascii="Times New Roman" w:eastAsia="Times New Roman" w:hAnsi="Times New Roman" w:cs="Times New Roman"/>
+          <w:bCs/>
           <w:noProof/>
           <w:sz w:val="26"/>
           <w:szCs w:val="26"/>
@@ -6871,7 +6981,42 @@
       <w:r>
         <w:rPr>
           <w:rFonts w:ascii="Times New Roman" w:eastAsia="Times New Roman" w:hAnsi="Times New Roman" w:cs="Times New Roman"/>
-          <w:b/>
+          <w:bCs/>
+          <w:noProof/>
+          <w:sz w:val="26"/>
+          <w:szCs w:val="26"/>
+        </w:rPr>
+        <w:t>2</w:t>
+      </w:r>
+      <w:r>
+        <w:rPr>
+          <w:rFonts w:ascii="Times New Roman" w:eastAsia="Times New Roman" w:hAnsi="Times New Roman" w:cs="Times New Roman"/>
+          <w:bCs/>
+          <w:noProof/>
+          <w:sz w:val="26"/>
+          <w:szCs w:val="26"/>
+        </w:rPr>
+        <w:t>.1. Hợp đồng này được giải thích và hiểu theo pháp luật Việt Nam.</w:t>
+      </w:r>
+    </w:p>
+    <w:p>
+      <w:pPr>
+        <w:shd w:val="clear" w:color="auto" w:fill="FFFFFF"/>
+        <w:spacing w:after="0" w:line="324" w:lineRule="auto"/>
+        <w:ind w:firstLine="709"/>
+        <w:jc w:val="both"/>
+        <w:rPr>
+          <w:rFonts w:ascii="Times New Roman" w:eastAsia="Times New Roman" w:hAnsi="Times New Roman" w:cs="Times New Roman"/>
+          <w:bCs/>
+          <w:noProof/>
+          <w:sz w:val="26"/>
+          <w:szCs w:val="26"/>
+        </w:rPr>
+      </w:pPr>
+      <w:r>
+        <w:rPr>
+          <w:rFonts w:ascii="Times New Roman" w:eastAsia="Times New Roman" w:hAnsi="Times New Roman" w:cs="Times New Roman"/>
+          <w:bCs/>
           <w:noProof/>
           <w:sz w:val="26"/>
           <w:szCs w:val="26"/>
@@ -6881,40 +7026,42 @@
       <w:r>
         <w:rPr>
           <w:rFonts w:ascii="Times New Roman" w:eastAsia="Times New Roman" w:hAnsi="Times New Roman" w:cs="Times New Roman"/>
-          <w:b/>
-          <w:noProof/>
-          <w:sz w:val="26"/>
-          <w:szCs w:val="26"/>
-        </w:rPr>
-        <w:t>.1.</w:t>
-      </w:r>
-      <w:r>
-        <w:rPr>
-          <w:rFonts w:ascii="Times New Roman" w:eastAsia="Times New Roman" w:hAnsi="Times New Roman" w:cs="Times New Roman"/>
-          <w:noProof/>
-          <w:sz w:val="26"/>
-          <w:szCs w:val="26"/>
-        </w:rPr>
-        <w:t xml:space="preserve"> Bất kỳ thông báo, yêu cầu, thông tin, mọi thay đổi về trách nhiệm, nghĩa vụ và quyền lợi trong các điều khoản đã thỏa thuận, khiếu nại phát sinh liên quan đến Hợp đồng này phải được lập thành văn bản bằng Tiếng Việt và gửi đến các địa chỉ ở phần đầu Hợp đồng này hoặc địa chỉ thay đổi sau này theo thông báo của Hai Bên.</w:t>
-      </w:r>
-    </w:p>
-    <w:p>
-      <w:pPr>
-        <w:shd w:val="clear" w:color="auto" w:fill="FFFFFF"/>
-        <w:spacing w:after="0" w:line="324" w:lineRule="auto"/>
-        <w:ind w:firstLine="709"/>
-        <w:jc w:val="both"/>
-        <w:rPr>
-          <w:rFonts w:ascii="Times New Roman" w:eastAsia="Times New Roman" w:hAnsi="Times New Roman" w:cs="Times New Roman"/>
-          <w:noProof/>
-          <w:sz w:val="26"/>
-          <w:szCs w:val="26"/>
-        </w:rPr>
-      </w:pPr>
-      <w:r>
-        <w:rPr>
-          <w:rFonts w:ascii="Times New Roman" w:eastAsia="Times New Roman" w:hAnsi="Times New Roman" w:cs="Times New Roman"/>
-          <w:b/>
+          <w:bCs/>
+          <w:noProof/>
+          <w:sz w:val="26"/>
+          <w:szCs w:val="26"/>
+        </w:rPr>
+        <w:t>2</w:t>
+      </w:r>
+      <w:r>
+        <w:rPr>
+          <w:rFonts w:ascii="Times New Roman" w:eastAsia="Times New Roman" w:hAnsi="Times New Roman" w:cs="Times New Roman"/>
+          <w:bCs/>
+          <w:noProof/>
+          <w:sz w:val="26"/>
+          <w:szCs w:val="26"/>
+        </w:rPr>
+        <w:t>.2.Các bên cam kết thực hiện đúng và đầy đủ tất cả các điều khoản của Hợp đồng. Các điều khoản, nội dung công việc cam kết trong Hợp đồng khi cần có thể được sửa đổi, bổ sung, lập phụ lục thỏa thuận Hợp đồng giữa Hai bên. Bất kỳ sự sửa đổi, bổ sung hoặc lập Phụ lục Hợp đồng phải được lập thành văn bản, có chữ ký của Hai bên và là một bộ phận không thể tách rời của Hợp đồng.</w:t>
+      </w:r>
+    </w:p>
+    <w:p>
+      <w:pPr>
+        <w:shd w:val="clear" w:color="auto" w:fill="FFFFFF"/>
+        <w:spacing w:after="0" w:line="324" w:lineRule="auto"/>
+        <w:ind w:firstLine="709"/>
+        <w:jc w:val="both"/>
+        <w:rPr>
+          <w:rFonts w:ascii="Times New Roman" w:eastAsia="Times New Roman" w:hAnsi="Times New Roman" w:cs="Times New Roman"/>
+          <w:bCs/>
+          <w:noProof/>
+          <w:sz w:val="26"/>
+          <w:szCs w:val="26"/>
+        </w:rPr>
+      </w:pPr>
+      <w:r>
+        <w:rPr>
+          <w:rFonts w:ascii="Times New Roman" w:eastAsia="Times New Roman" w:hAnsi="Times New Roman" w:cs="Times New Roman"/>
+          <w:bCs/>
           <w:noProof/>
           <w:sz w:val="26"/>
           <w:szCs w:val="26"/>
@@ -6924,7 +7071,42 @@
       <w:r>
         <w:rPr>
           <w:rFonts w:ascii="Times New Roman" w:eastAsia="Times New Roman" w:hAnsi="Times New Roman" w:cs="Times New Roman"/>
-          <w:b/>
+          <w:bCs/>
+          <w:noProof/>
+          <w:sz w:val="26"/>
+          <w:szCs w:val="26"/>
+        </w:rPr>
+        <w:t>2</w:t>
+      </w:r>
+      <w:r>
+        <w:rPr>
+          <w:rFonts w:ascii="Times New Roman" w:eastAsia="Times New Roman" w:hAnsi="Times New Roman" w:cs="Times New Roman"/>
+          <w:bCs/>
+          <w:noProof/>
+          <w:sz w:val="26"/>
+          <w:szCs w:val="26"/>
+        </w:rPr>
+        <w:t>.3 Hợp đồng này có hiệu lực kể từ ngày Hai Bên ký kết. Hợp đồng này là toàn bộ thỏa thuận giữa các bên và thay thế bất kỳ thỏa thuận, cam kết, sắp xếp, thông đạt hoặc diễn đạt ý định nào mà có liên quan đến nội dung Hợp đồng này. Hợp đồng này được xem là kết thúc khi có Biên bản thanh lý Hợp đồng được đại diện hợp pháp của 02 Bên ký kết.</w:t>
+      </w:r>
+    </w:p>
+    <w:p>
+      <w:pPr>
+        <w:shd w:val="clear" w:color="auto" w:fill="FFFFFF"/>
+        <w:spacing w:after="0" w:line="324" w:lineRule="auto"/>
+        <w:ind w:firstLine="709"/>
+        <w:jc w:val="both"/>
+        <w:rPr>
+          <w:rFonts w:ascii="Times New Roman" w:eastAsia="Times New Roman" w:hAnsi="Times New Roman" w:cs="Times New Roman"/>
+          <w:bCs/>
+          <w:noProof/>
+          <w:sz w:val="26"/>
+          <w:szCs w:val="26"/>
+        </w:rPr>
+      </w:pPr>
+      <w:r>
+        <w:rPr>
+          <w:rFonts w:ascii="Times New Roman" w:eastAsia="Times New Roman" w:hAnsi="Times New Roman" w:cs="Times New Roman"/>
+          <w:bCs/>
           <w:noProof/>
           <w:sz w:val="26"/>
           <w:szCs w:val="26"/>
@@ -6934,612 +7116,58 @@
       <w:r>
         <w:rPr>
           <w:rFonts w:ascii="Times New Roman" w:eastAsia="Times New Roman" w:hAnsi="Times New Roman" w:cs="Times New Roman"/>
-          <w:b/>
-          <w:noProof/>
-          <w:sz w:val="26"/>
-          <w:szCs w:val="26"/>
-        </w:rPr>
-        <w:t>.2.</w:t>
-      </w:r>
-      <w:r>
-        <w:rPr>
-          <w:rFonts w:ascii="Times New Roman" w:eastAsia="Times New Roman" w:hAnsi="Times New Roman" w:cs="Times New Roman"/>
-          <w:noProof/>
-          <w:sz w:val="26"/>
-          <w:szCs w:val="26"/>
-        </w:rPr>
-        <w:t xml:space="preserve"> Trong trường hợp không có thỏa thuận khác, tất cả các thông báo sẽ được gửi qua bưu điện hoặc giao trực tiếp. Khi bưu điện không phát thư được vì bất kỳ lý do gì thì Bên thông báo sẽ thông tin cho Bên kia được biết và gửi thông báo bằng fax hoặc thư điện tử cho Bên kia. Trong một số trường hợp đặc biệt khẩn cấp, một trong Hai Bên đồng ý hình thức thông báo cho Bên kia bằng điện thoại trực tiếp.</w:t>
-      </w:r>
-    </w:p>
-    <w:p>
-      <w:pPr>
-        <w:shd w:val="clear" w:color="auto" w:fill="FFFFFF"/>
-        <w:spacing w:after="0" w:line="324" w:lineRule="auto"/>
-        <w:ind w:firstLine="709"/>
-        <w:jc w:val="both"/>
-        <w:rPr>
-          <w:rFonts w:ascii="Times New Roman" w:eastAsia="Times New Roman" w:hAnsi="Times New Roman" w:cs="Times New Roman"/>
-          <w:noProof/>
-          <w:sz w:val="26"/>
-          <w:szCs w:val="26"/>
-        </w:rPr>
-      </w:pPr>
-      <w:r>
-        <w:rPr>
-          <w:rFonts w:ascii="Times New Roman" w:eastAsia="Times New Roman" w:hAnsi="Times New Roman" w:cs="Times New Roman"/>
-          <w:b/>
-          <w:noProof/>
-          <w:sz w:val="26"/>
-          <w:szCs w:val="26"/>
-        </w:rPr>
+          <w:bCs/>
+          <w:noProof/>
+          <w:sz w:val="26"/>
+          <w:szCs w:val="26"/>
+        </w:rPr>
+        <w:t>2</w:t>
+      </w:r>
+      <w:r>
+        <w:rPr>
+          <w:rFonts w:ascii="Times New Roman" w:eastAsia="Times New Roman" w:hAnsi="Times New Roman" w:cs="Times New Roman"/>
+          <w:bCs/>
+          <w:noProof/>
+          <w:sz w:val="26"/>
+          <w:szCs w:val="26"/>
+        </w:rPr>
+        <w:t xml:space="preserve">.4.Hợp đồng này được lập thành 04 (bốn) bản tiếng Việt có giá trị pháp lý như nhau; mỗi Bên giữ 02 (hai) bản. </w:t>
+      </w:r>
+    </w:p>
+    <w:p>
+      <w:pPr>
+        <w:shd w:val="clear" w:color="auto" w:fill="FFFFFF"/>
+        <w:spacing w:after="0" w:line="324" w:lineRule="auto"/>
+        <w:ind w:firstLine="709"/>
+        <w:jc w:val="both"/>
+        <w:rPr>
+          <w:rFonts w:ascii="Times New Roman" w:eastAsia="Times New Roman" w:hAnsi="Times New Roman" w:cs="Times New Roman"/>
+          <w:bCs/>
+          <w:noProof/>
+          <w:sz w:val="26"/>
+          <w:szCs w:val="26"/>
+        </w:rPr>
+      </w:pPr>
+      <w:r>
+        <w:rPr>
+          <w:rFonts w:ascii="Times New Roman" w:eastAsia="Times New Roman" w:hAnsi="Times New Roman" w:cs="Times New Roman"/>
+          <w:bCs/>
+          <w:noProof/>
+          <w:sz w:val="26"/>
+          <w:szCs w:val="26"/>
+        </w:rPr>
+        <w:lastRenderedPageBreak/>
         <w:t>1</w:t>
       </w:r>
       <w:r>
         <w:rPr>
           <w:rFonts w:ascii="Times New Roman" w:eastAsia="Times New Roman" w:hAnsi="Times New Roman" w:cs="Times New Roman"/>
-          <w:b/>
-          <w:noProof/>
-          <w:sz w:val="26"/>
-          <w:szCs w:val="26"/>
-        </w:rPr>
-        <w:t>1</w:t>
-      </w:r>
-      <w:r>
-        <w:rPr>
-          <w:rFonts w:ascii="Times New Roman" w:eastAsia="Times New Roman" w:hAnsi="Times New Roman" w:cs="Times New Roman"/>
-          <w:b/>
-          <w:noProof/>
-          <w:sz w:val="26"/>
-          <w:szCs w:val="26"/>
-        </w:rPr>
-        <w:t>.3</w:t>
-      </w:r>
-      <w:r>
-        <w:rPr>
-          <w:rFonts w:ascii="Times New Roman" w:eastAsia="Times New Roman" w:hAnsi="Times New Roman" w:cs="Times New Roman"/>
-          <w:noProof/>
-          <w:sz w:val="26"/>
-          <w:szCs w:val="26"/>
-        </w:rPr>
-        <w:t>. Hai Bên thống nhất rằng, các thông báo, yêu cầu, thông tin, khiếu nại được coi là đã nhận nếu đúng địa chỉ, đúng tên người nhận, đúng hình thức thông báo theo thỏa thuận tại Khoản 1,2 nêu trên và thời gian được xác định như sau:</w:t>
-      </w:r>
-    </w:p>
-    <w:p>
-      <w:pPr>
-        <w:shd w:val="clear" w:color="auto" w:fill="FFFFFF"/>
-        <w:spacing w:after="0" w:line="324" w:lineRule="auto"/>
-        <w:ind w:firstLine="709"/>
-        <w:jc w:val="both"/>
-        <w:rPr>
-          <w:rFonts w:ascii="Times New Roman" w:eastAsia="Times New Roman" w:hAnsi="Times New Roman" w:cs="Times New Roman"/>
-          <w:noProof/>
-          <w:sz w:val="26"/>
-          <w:szCs w:val="26"/>
-        </w:rPr>
-      </w:pPr>
-      <w:r>
-        <w:rPr>
-          <w:rFonts w:ascii="Times New Roman" w:eastAsia="Times New Roman" w:hAnsi="Times New Roman" w:cs="Times New Roman"/>
-          <w:noProof/>
-          <w:sz w:val="26"/>
-          <w:szCs w:val="26"/>
-        </w:rPr>
-        <w:t>a.Khi giao trực tiếp: là ngày gửi và có chữ ký của người nhận thông báo;</w:t>
-      </w:r>
-    </w:p>
-    <w:p>
-      <w:pPr>
-        <w:shd w:val="clear" w:color="auto" w:fill="FFFFFF"/>
-        <w:spacing w:after="0" w:line="324" w:lineRule="auto"/>
-        <w:ind w:firstLine="709"/>
-        <w:jc w:val="both"/>
-        <w:rPr>
-          <w:rFonts w:ascii="Times New Roman" w:eastAsia="Times New Roman" w:hAnsi="Times New Roman" w:cs="Times New Roman"/>
-          <w:noProof/>
-          <w:sz w:val="26"/>
-          <w:szCs w:val="26"/>
-        </w:rPr>
-      </w:pPr>
-      <w:r>
-        <w:rPr>
-          <w:rFonts w:ascii="Times New Roman" w:eastAsia="Times New Roman" w:hAnsi="Times New Roman" w:cs="Times New Roman"/>
-          <w:noProof/>
-          <w:sz w:val="26"/>
-          <w:szCs w:val="26"/>
-        </w:rPr>
-        <w:t>b.Khi gửi qua bưu điện: sau 02 (hai) ngày làm việc kể từ ngày đóng dấu bưu điện đến;</w:t>
-      </w:r>
-    </w:p>
-    <w:p>
-      <w:pPr>
-        <w:shd w:val="clear" w:color="auto" w:fill="FFFFFF"/>
-        <w:spacing w:after="0" w:line="324" w:lineRule="auto"/>
-        <w:ind w:firstLine="709"/>
-        <w:jc w:val="both"/>
-        <w:rPr>
-          <w:rFonts w:ascii="Times New Roman" w:eastAsia="Times New Roman" w:hAnsi="Times New Roman" w:cs="Times New Roman"/>
-          <w:noProof/>
-          <w:sz w:val="26"/>
-          <w:szCs w:val="26"/>
-        </w:rPr>
-      </w:pPr>
-      <w:r>
-        <w:rPr>
-          <w:rFonts w:ascii="Times New Roman" w:eastAsia="Times New Roman" w:hAnsi="Times New Roman" w:cs="Times New Roman"/>
-          <w:noProof/>
-          <w:sz w:val="26"/>
-          <w:szCs w:val="26"/>
-        </w:rPr>
-        <w:t>c. Khi gửi qua fax: là thời điểm Bên đó nhận được được tín hiệu chuyển fax thành công;</w:t>
-      </w:r>
-    </w:p>
-    <w:p>
-      <w:pPr>
-        <w:shd w:val="clear" w:color="auto" w:fill="FFFFFF"/>
-        <w:spacing w:after="0" w:line="324" w:lineRule="auto"/>
-        <w:ind w:firstLine="709"/>
-        <w:jc w:val="both"/>
-        <w:rPr>
-          <w:rFonts w:ascii="Times New Roman" w:eastAsia="Times New Roman" w:hAnsi="Times New Roman" w:cs="Times New Roman"/>
-          <w:noProof/>
-          <w:sz w:val="26"/>
-          <w:szCs w:val="26"/>
-        </w:rPr>
-      </w:pPr>
-      <w:r>
-        <w:rPr>
-          <w:rFonts w:ascii="Times New Roman" w:eastAsia="Times New Roman" w:hAnsi="Times New Roman" w:cs="Times New Roman"/>
-          <w:noProof/>
-          <w:sz w:val="26"/>
-          <w:szCs w:val="26"/>
-        </w:rPr>
-        <w:t>d. Trong các trường hợp này, nếu ngày tương ứng rơi vào ngày chủ nhật hoặc ngày lễ của Việt Nam thì các thông báo, yêu cầu, khiếu nại hoặc thư từ giao dịch… nói trên sẽ được xem như bên kia nhận được vào ngày kế tiếp.</w:t>
-      </w:r>
-    </w:p>
-    <w:p>
-      <w:pPr>
-        <w:shd w:val="clear" w:color="auto" w:fill="FFFFFF"/>
-        <w:spacing w:after="0" w:line="324" w:lineRule="auto"/>
-        <w:ind w:firstLine="709"/>
-        <w:jc w:val="both"/>
-        <w:rPr>
-          <w:rFonts w:ascii="Times New Roman" w:eastAsia="Times New Roman" w:hAnsi="Times New Roman" w:cs="Times New Roman"/>
-          <w:noProof/>
-          <w:sz w:val="26"/>
-          <w:szCs w:val="26"/>
-        </w:rPr>
-      </w:pPr>
-      <w:r>
-        <w:rPr>
-          <w:rFonts w:ascii="Times New Roman" w:eastAsia="Times New Roman" w:hAnsi="Times New Roman" w:cs="Times New Roman"/>
-          <w:b/>
-          <w:noProof/>
-          <w:sz w:val="26"/>
-          <w:szCs w:val="26"/>
-        </w:rPr>
-        <w:t>1</w:t>
-      </w:r>
-      <w:r>
-        <w:rPr>
-          <w:rFonts w:ascii="Times New Roman" w:eastAsia="Times New Roman" w:hAnsi="Times New Roman" w:cs="Times New Roman"/>
-          <w:b/>
-          <w:noProof/>
-          <w:sz w:val="26"/>
-          <w:szCs w:val="26"/>
-        </w:rPr>
-        <w:t>1</w:t>
-      </w:r>
-      <w:r>
-        <w:rPr>
-          <w:rFonts w:ascii="Times New Roman" w:eastAsia="Times New Roman" w:hAnsi="Times New Roman" w:cs="Times New Roman"/>
-          <w:b/>
-          <w:noProof/>
-          <w:sz w:val="26"/>
-          <w:szCs w:val="26"/>
-        </w:rPr>
-        <w:t>.4.</w:t>
-      </w:r>
-      <w:r>
-        <w:rPr>
-          <w:rFonts w:ascii="Times New Roman" w:eastAsia="Times New Roman" w:hAnsi="Times New Roman" w:cs="Times New Roman"/>
-          <w:noProof/>
-          <w:sz w:val="26"/>
-          <w:szCs w:val="26"/>
-        </w:rPr>
-        <w:t xml:space="preserve">Hai Bên phải thông báo bằng văn bản cho nhau biết nếu có đề nghị thay đổi địa chỉ, hình thức, tên người nhận thông báo…Nếu Bên có thay đổi không thông báo lại cho </w:t>
-      </w:r>
-      <w:r>
-        <w:rPr>
-          <w:rFonts w:ascii="Times New Roman" w:eastAsia="Times New Roman" w:hAnsi="Times New Roman" w:cs="Times New Roman"/>
-          <w:noProof/>
-          <w:sz w:val="26"/>
-          <w:szCs w:val="26"/>
-        </w:rPr>
-        <w:lastRenderedPageBreak/>
-        <w:t>Bên kia biết thì Bên gửi thông báo không chịu trách nhiệm về việc Bên có thay đổi không nhận được các văn bản thông báo.</w:t>
-      </w:r>
-    </w:p>
-    <w:p>
-      <w:pPr>
-        <w:shd w:val="clear" w:color="auto" w:fill="FFFFFF"/>
-        <w:spacing w:after="0" w:line="324" w:lineRule="auto"/>
-        <w:ind w:firstLine="709"/>
-        <w:jc w:val="both"/>
-        <w:rPr>
-          <w:rFonts w:ascii="Times New Roman" w:eastAsia="Times New Roman" w:hAnsi="Times New Roman" w:cs="Times New Roman"/>
-          <w:noProof/>
-          <w:sz w:val="26"/>
-          <w:szCs w:val="26"/>
-        </w:rPr>
-      </w:pPr>
-    </w:p>
-    <w:p>
-      <w:pPr>
-        <w:shd w:val="clear" w:color="auto" w:fill="FFFFFF"/>
-        <w:spacing w:after="0" w:line="324" w:lineRule="auto"/>
-        <w:ind w:firstLine="709"/>
-        <w:jc w:val="both"/>
-        <w:rPr>
-          <w:rFonts w:ascii="Times New Roman" w:eastAsia="Times New Roman" w:hAnsi="Times New Roman" w:cs="Times New Roman"/>
-          <w:b/>
-          <w:noProof/>
-          <w:sz w:val="26"/>
-          <w:szCs w:val="26"/>
-        </w:rPr>
-      </w:pPr>
-      <w:r>
-        <w:rPr>
-          <w:rFonts w:ascii="Times New Roman" w:eastAsia="Times New Roman" w:hAnsi="Times New Roman" w:cs="Times New Roman"/>
-          <w:b/>
-          <w:noProof/>
-          <w:sz w:val="26"/>
-          <w:szCs w:val="26"/>
-        </w:rPr>
-        <w:t>ĐIỀU 1</w:t>
-      </w:r>
-      <w:r>
-        <w:rPr>
-          <w:rFonts w:ascii="Times New Roman" w:eastAsia="Times New Roman" w:hAnsi="Times New Roman" w:cs="Times New Roman"/>
-          <w:b/>
+          <w:bCs/>
           <w:noProof/>
           <w:sz w:val="26"/>
           <w:szCs w:val="26"/>
         </w:rPr>
         <w:t>2</w:t>
-      </w:r>
-      <w:r>
-        <w:rPr>
-          <w:rFonts w:ascii="Times New Roman" w:eastAsia="Times New Roman" w:hAnsi="Times New Roman" w:cs="Times New Roman"/>
-          <w:b/>
-          <w:noProof/>
-          <w:sz w:val="26"/>
-          <w:szCs w:val="26"/>
-        </w:rPr>
-        <w:t>. GIẢI QUYẾT TRANH CHẤP</w:t>
-      </w:r>
-    </w:p>
-    <w:p>
-      <w:pPr>
-        <w:shd w:val="clear" w:color="auto" w:fill="FFFFFF"/>
-        <w:spacing w:after="0" w:line="324" w:lineRule="auto"/>
-        <w:ind w:firstLine="709"/>
-        <w:jc w:val="both"/>
-        <w:rPr>
-          <w:rFonts w:ascii="Times New Roman" w:eastAsia="Times New Roman" w:hAnsi="Times New Roman" w:cs="Times New Roman"/>
-          <w:color w:val="000000"/>
-          <w:sz w:val="26"/>
-          <w:szCs w:val="26"/>
-        </w:rPr>
-      </w:pPr>
-      <w:r>
-        <w:rPr>
-          <w:rFonts w:ascii="Times New Roman" w:eastAsia="Times New Roman" w:hAnsi="Times New Roman" w:cs="Times New Roman"/>
-          <w:color w:val="000000"/>
-          <w:sz w:val="26"/>
-          <w:szCs w:val="26"/>
-        </w:rPr>
-        <w:t>Mọi tranh chấp liên quan và/hoặc phát sinh từ Hợp Đồng này sẽ được bàn bạc giải quyết trên tinh thần thương lượng, hòa giải giữa Các Bên. Trong trường hợp không thể giải quyết thông qua thương lượng hòa giải, mỗi Bên có thể đưa tranh chấp ra để giải quyết tại Trung tâm Trọng tài Thương mại Miền Trung (MCAC) theo Quy tắc tố tụng trọng tài của Trung tâm này. Địa điểm tiến hành trọng tài tại thành phố Đà Nẵng. Ngôn ngữ dùng trong tố tụng trọng tài là tiếng Việt.</w:t>
-      </w:r>
-      <w:r>
-        <w:rPr>
-          <w:rFonts w:ascii="Times New Roman" w:eastAsia="Times New Roman" w:hAnsi="Times New Roman" w:cs="Times New Roman"/>
-          <w:color w:val="000000"/>
-          <w:sz w:val="26"/>
-          <w:szCs w:val="26"/>
-        </w:rPr>
-        <w:t xml:space="preserve"> </w:t>
-      </w:r>
-      <w:r>
-        <w:rPr>
-          <w:rFonts w:ascii="Times New Roman" w:eastAsia="Times New Roman" w:hAnsi="Times New Roman" w:cs="Times New Roman"/>
-          <w:color w:val="000000"/>
-          <w:sz w:val="26"/>
-          <w:szCs w:val="26"/>
-        </w:rPr>
-        <w:t> </w:t>
-      </w:r>
-    </w:p>
-    <w:p>
-      <w:pPr>
-        <w:shd w:val="clear" w:color="auto" w:fill="FFFFFF"/>
-        <w:spacing w:after="0" w:line="324" w:lineRule="auto"/>
-        <w:ind w:firstLine="709"/>
-        <w:jc w:val="both"/>
-        <w:rPr>
-          <w:rFonts w:ascii="Times New Roman" w:eastAsia="Times New Roman" w:hAnsi="Times New Roman" w:cs="Times New Roman"/>
-          <w:noProof/>
-          <w:sz w:val="26"/>
-          <w:szCs w:val="26"/>
-        </w:rPr>
-      </w:pPr>
-      <w:r>
-        <w:rPr>
-          <w:rFonts w:ascii="Times New Roman" w:eastAsia="Times New Roman" w:hAnsi="Times New Roman" w:cs="Times New Roman"/>
-          <w:noProof/>
-          <w:sz w:val="26"/>
-          <w:szCs w:val="26"/>
-        </w:rPr>
-        <w:t>Luật áp dụng cho hợp đồng này là… (chỉ áp dụng đối với tranh chấp có yếu tố nước ngoài và trong trường hợp các bên không thỏa thuận về luật áp dụng trong một điều khoản khác).</w:t>
-      </w:r>
-    </w:p>
-    <w:p>
-      <w:pPr>
-        <w:shd w:val="clear" w:color="auto" w:fill="FFFFFF"/>
-        <w:spacing w:after="0" w:line="324" w:lineRule="auto"/>
-        <w:ind w:firstLine="709"/>
-        <w:jc w:val="both"/>
-        <w:rPr>
-          <w:rFonts w:ascii="Times New Roman" w:eastAsia="Times New Roman" w:hAnsi="Times New Roman" w:cs="Times New Roman"/>
-          <w:b/>
-          <w:noProof/>
-          <w:sz w:val="26"/>
-          <w:szCs w:val="26"/>
-        </w:rPr>
-      </w:pPr>
-      <w:r>
-        <w:rPr>
-          <w:rFonts w:ascii="Times New Roman" w:eastAsia="Times New Roman" w:hAnsi="Times New Roman" w:cs="Times New Roman"/>
-          <w:b/>
-          <w:noProof/>
-          <w:sz w:val="26"/>
-          <w:szCs w:val="26"/>
-        </w:rPr>
-        <w:t>ĐIỀU 1</w:t>
-      </w:r>
-      <w:r>
-        <w:rPr>
-          <w:rFonts w:ascii="Times New Roman" w:eastAsia="Times New Roman" w:hAnsi="Times New Roman" w:cs="Times New Roman"/>
-          <w:b/>
-          <w:noProof/>
-          <w:sz w:val="26"/>
-          <w:szCs w:val="26"/>
-        </w:rPr>
-        <w:t>3</w:t>
-      </w:r>
-      <w:r>
-        <w:rPr>
-          <w:rFonts w:ascii="Times New Roman" w:eastAsia="Times New Roman" w:hAnsi="Times New Roman" w:cs="Times New Roman"/>
-          <w:b/>
-          <w:noProof/>
-          <w:sz w:val="26"/>
-          <w:szCs w:val="26"/>
-        </w:rPr>
-        <w:t>. ĐIỀU KHOẢN CHUNG</w:t>
-      </w:r>
-    </w:p>
-    <w:p>
-      <w:pPr>
-        <w:shd w:val="clear" w:color="auto" w:fill="FFFFFF"/>
-        <w:spacing w:after="0" w:line="324" w:lineRule="auto"/>
-        <w:ind w:firstLine="709"/>
-        <w:jc w:val="both"/>
-        <w:rPr>
-          <w:rFonts w:ascii="Times New Roman" w:eastAsia="Times New Roman" w:hAnsi="Times New Roman" w:cs="Times New Roman"/>
-          <w:bCs/>
-          <w:noProof/>
-          <w:sz w:val="26"/>
-          <w:szCs w:val="26"/>
-        </w:rPr>
-      </w:pPr>
-      <w:r>
-        <w:rPr>
-          <w:rFonts w:ascii="Times New Roman" w:eastAsia="Times New Roman" w:hAnsi="Times New Roman" w:cs="Times New Roman"/>
-          <w:bCs/>
-          <w:noProof/>
-          <w:sz w:val="26"/>
-          <w:szCs w:val="26"/>
-        </w:rPr>
-        <w:t>1</w:t>
-      </w:r>
-      <w:r>
-        <w:rPr>
-          <w:rFonts w:ascii="Times New Roman" w:eastAsia="Times New Roman" w:hAnsi="Times New Roman" w:cs="Times New Roman"/>
-          <w:bCs/>
-          <w:noProof/>
-          <w:sz w:val="26"/>
-          <w:szCs w:val="26"/>
-        </w:rPr>
-        <w:t>3</w:t>
-      </w:r>
-      <w:r>
-        <w:rPr>
-          <w:rFonts w:ascii="Times New Roman" w:eastAsia="Times New Roman" w:hAnsi="Times New Roman" w:cs="Times New Roman"/>
-          <w:bCs/>
-          <w:noProof/>
-          <w:sz w:val="26"/>
-          <w:szCs w:val="26"/>
-        </w:rPr>
-        <w:t>.1. Hợp đồng này được giải thích và hiểu theo pháp luật Việt Nam.</w:t>
-      </w:r>
-    </w:p>
-    <w:p>
-      <w:pPr>
-        <w:shd w:val="clear" w:color="auto" w:fill="FFFFFF"/>
-        <w:spacing w:after="0" w:line="324" w:lineRule="auto"/>
-        <w:ind w:firstLine="709"/>
-        <w:jc w:val="both"/>
-        <w:rPr>
-          <w:rFonts w:ascii="Times New Roman" w:eastAsia="Times New Roman" w:hAnsi="Times New Roman" w:cs="Times New Roman"/>
-          <w:bCs/>
-          <w:noProof/>
-          <w:sz w:val="26"/>
-          <w:szCs w:val="26"/>
-        </w:rPr>
-      </w:pPr>
-      <w:r>
-        <w:rPr>
-          <w:rFonts w:ascii="Times New Roman" w:eastAsia="Times New Roman" w:hAnsi="Times New Roman" w:cs="Times New Roman"/>
-          <w:bCs/>
-          <w:noProof/>
-          <w:sz w:val="26"/>
-          <w:szCs w:val="26"/>
-        </w:rPr>
-        <w:t>1</w:t>
-      </w:r>
-      <w:r>
-        <w:rPr>
-          <w:rFonts w:ascii="Times New Roman" w:eastAsia="Times New Roman" w:hAnsi="Times New Roman" w:cs="Times New Roman"/>
-          <w:bCs/>
-          <w:noProof/>
-          <w:sz w:val="26"/>
-          <w:szCs w:val="26"/>
-        </w:rPr>
-        <w:t>3</w:t>
-      </w:r>
-      <w:r>
-        <w:rPr>
-          <w:rFonts w:ascii="Times New Roman" w:eastAsia="Times New Roman" w:hAnsi="Times New Roman" w:cs="Times New Roman"/>
-          <w:bCs/>
-          <w:noProof/>
-          <w:sz w:val="26"/>
-          <w:szCs w:val="26"/>
-        </w:rPr>
-        <w:t>.2.Các bên cam kết thực hiện đúng và đầy đủ tất cả các điều khoản của Hợp đồng. Các điều khoản, nội dung công việc cam kết trong Hợp đồng khi cần có thể được sửa đổi, bổ sung, lập phụ lục thỏa thuận Hợp đồng giữa Hai bên. Bất kỳ sự sửa đổi, bổ sung hoặc lập Phụ lục Hợp đồng phải được lập thành văn bản, có chữ ký của Hai bên và là một bộ phận không thể tách rời của Hợp đồng.</w:t>
-      </w:r>
-    </w:p>
-    <w:p>
-      <w:pPr>
-        <w:shd w:val="clear" w:color="auto" w:fill="FFFFFF"/>
-        <w:spacing w:after="0" w:line="324" w:lineRule="auto"/>
-        <w:ind w:firstLine="709"/>
-        <w:jc w:val="both"/>
-        <w:rPr>
-          <w:rFonts w:ascii="Times New Roman" w:eastAsia="Times New Roman" w:hAnsi="Times New Roman" w:cs="Times New Roman"/>
-          <w:bCs/>
-          <w:noProof/>
-          <w:sz w:val="26"/>
-          <w:szCs w:val="26"/>
-        </w:rPr>
-      </w:pPr>
-      <w:r>
-        <w:rPr>
-          <w:rFonts w:ascii="Times New Roman" w:eastAsia="Times New Roman" w:hAnsi="Times New Roman" w:cs="Times New Roman"/>
-          <w:bCs/>
-          <w:noProof/>
-          <w:sz w:val="26"/>
-          <w:szCs w:val="26"/>
-        </w:rPr>
-        <w:t>1</w:t>
-      </w:r>
-      <w:r>
-        <w:rPr>
-          <w:rFonts w:ascii="Times New Roman" w:eastAsia="Times New Roman" w:hAnsi="Times New Roman" w:cs="Times New Roman"/>
-          <w:bCs/>
-          <w:noProof/>
-          <w:sz w:val="26"/>
-          <w:szCs w:val="26"/>
-        </w:rPr>
-        <w:t>3</w:t>
-      </w:r>
-      <w:r>
-        <w:rPr>
-          <w:rFonts w:ascii="Times New Roman" w:eastAsia="Times New Roman" w:hAnsi="Times New Roman" w:cs="Times New Roman"/>
-          <w:bCs/>
-          <w:noProof/>
-          <w:sz w:val="26"/>
-          <w:szCs w:val="26"/>
-        </w:rPr>
-        <w:t>.3 Hợp đồng này có hiệu lực kể từ ngày Hai Bên ký kết. Hợp đồng này là toàn bộ thỏa thuận giữa các bên và thay thế bất kỳ thỏa thuận, cam kết, sắp xếp, thông đạt hoặc diễn đạt ý định nào mà có liên quan đến nội dung Hợp đồng này. Hợp đồng này được xem là kết thúc khi có Biên bản thanh lý Hợp đồng được đại diện hợp pháp của 02 Bên ký kết.</w:t>
-      </w:r>
-    </w:p>
-    <w:p>
-      <w:pPr>
-        <w:shd w:val="clear" w:color="auto" w:fill="FFFFFF"/>
-        <w:spacing w:after="0" w:line="324" w:lineRule="auto"/>
-        <w:ind w:firstLine="709"/>
-        <w:jc w:val="both"/>
-        <w:rPr>
-          <w:rFonts w:ascii="Times New Roman" w:eastAsia="Times New Roman" w:hAnsi="Times New Roman" w:cs="Times New Roman"/>
-          <w:bCs/>
-          <w:noProof/>
-          <w:sz w:val="26"/>
-          <w:szCs w:val="26"/>
-        </w:rPr>
-      </w:pPr>
-      <w:r>
-        <w:rPr>
-          <w:rFonts w:ascii="Times New Roman" w:eastAsia="Times New Roman" w:hAnsi="Times New Roman" w:cs="Times New Roman"/>
-          <w:bCs/>
-          <w:noProof/>
-          <w:sz w:val="26"/>
-          <w:szCs w:val="26"/>
-        </w:rPr>
-        <w:t>1</w:t>
-      </w:r>
-      <w:r>
-        <w:rPr>
-          <w:rFonts w:ascii="Times New Roman" w:eastAsia="Times New Roman" w:hAnsi="Times New Roman" w:cs="Times New Roman"/>
-          <w:bCs/>
-          <w:noProof/>
-          <w:sz w:val="26"/>
-          <w:szCs w:val="26"/>
-        </w:rPr>
-        <w:t>3</w:t>
-      </w:r>
-      <w:r>
-        <w:rPr>
-          <w:rFonts w:ascii="Times New Roman" w:eastAsia="Times New Roman" w:hAnsi="Times New Roman" w:cs="Times New Roman"/>
-          <w:bCs/>
-          <w:noProof/>
-          <w:sz w:val="26"/>
-          <w:szCs w:val="26"/>
-        </w:rPr>
-        <w:t xml:space="preserve">.4.Hợp đồng này được lập thành 04 (bốn) bản tiếng Việt có giá trị pháp lý như nhau; mỗi Bên giữ 02 (hai) bản. </w:t>
-      </w:r>
-    </w:p>
-    <w:p>
-      <w:pPr>
-        <w:shd w:val="clear" w:color="auto" w:fill="FFFFFF"/>
-        <w:spacing w:after="0" w:line="324" w:lineRule="auto"/>
-        <w:ind w:firstLine="709"/>
-        <w:jc w:val="both"/>
-        <w:rPr>
-          <w:rFonts w:ascii="Times New Roman" w:eastAsia="Times New Roman" w:hAnsi="Times New Roman" w:cs="Times New Roman"/>
-          <w:bCs/>
-          <w:noProof/>
-          <w:sz w:val="26"/>
-          <w:szCs w:val="26"/>
-        </w:rPr>
-      </w:pPr>
-      <w:r>
-        <w:rPr>
-          <w:rFonts w:ascii="Times New Roman" w:eastAsia="Times New Roman" w:hAnsi="Times New Roman" w:cs="Times New Roman"/>
-          <w:bCs/>
-          <w:noProof/>
-          <w:sz w:val="26"/>
-          <w:szCs w:val="26"/>
-        </w:rPr>
-        <w:t>1</w:t>
-      </w:r>
-      <w:r>
-        <w:rPr>
-          <w:rFonts w:ascii="Times New Roman" w:eastAsia="Times New Roman" w:hAnsi="Times New Roman" w:cs="Times New Roman"/>
-          <w:bCs/>
-          <w:noProof/>
-          <w:sz w:val="26"/>
-          <w:szCs w:val="26"/>
-        </w:rPr>
-        <w:t>3</w:t>
       </w:r>
       <w:r>
         <w:rPr>
